--- a/dokumentation/Projektplan_mall.docx
+++ b/dokumentation/Projektplan_mall.docx
@@ -1621,12 +1621,28 @@
     </w:p>
     <w:p>
       <w:r>
-        <w:t>I många sammanhang behöver man kunna redovisa hur länge man gjort olika uppgifter för att t.ex. kunna fakturera kunder eller visa för en arbetsgivare vad man gjort under en viss tid.</w:t>
+        <w:t xml:space="preserve">I många sammanhang behöver man kunna redovisa hur länge man gjort olika uppgifter för att </w:t>
+      </w:r>
+      <w:proofErr w:type="gramStart"/>
+      <w:r>
+        <w:t>t.ex.</w:t>
+      </w:r>
+      <w:proofErr w:type="gramEnd"/>
+      <w:r>
+        <w:t xml:space="preserve"> kunna fakturera kunder eller visa för en arbetsgivare vad man gjort under en viss tid.</w:t>
       </w:r>
     </w:p>
     <w:p>
       <w:r>
-        <w:t>Denna tidsrapport fyller de viktigaste funktionerna, man kan lägga till aktiviteter (dvs vad man gjort) man kan också skapa uppgifter som är en beskrivning av vad man gjort en viss dag, samt hur länge man gjort det. Det finns också en möjlighet att ge en utförligare beskrivning av vad man gjort för varje uppgift</w:t>
+        <w:t xml:space="preserve">Denna </w:t>
+      </w:r>
+      <w:proofErr w:type="spellStart"/>
+      <w:r>
+        <w:t>tidsrapport</w:t>
+      </w:r>
+      <w:proofErr w:type="spellEnd"/>
+      <w:r>
+        <w:t xml:space="preserve"> fyller de viktigaste funktionerna, man kan lägga till aktiviteter (dvs vad man gjort) man kan också skapa uppgifter som är en beskrivning av vad man gjort en viss dag, samt hur länge man gjort det. Det finns också en möjlighet att ge en utförligare beskrivning av vad man gjort för varje uppgift</w:t>
       </w:r>
       <w:r>
         <w:t>.</w:t>
@@ -1634,16 +1650,26 @@
       <w:r>
         <w:t xml:space="preserve"> </w:t>
       </w:r>
+      <w:proofErr w:type="spellStart"/>
       <w:r>
         <w:t>A</w:t>
       </w:r>
       <w:r>
-        <w:t>ppen ska också kunna visa en sammanställning där total tid man gjort olika aktiviteter sammanräknas</w:t>
+        <w:t>ppen</w:t>
+      </w:r>
+      <w:proofErr w:type="spellEnd"/>
+      <w:r>
+        <w:t xml:space="preserve"> ska också kunna visa en sammanställning där total tid man gjort olika aktiviteter sammanräknas</w:t>
       </w:r>
     </w:p>
     <w:p>
-      <w:r>
-        <w:t>Appen ska kunna köras både på mobiler och på stationära datorer och även surfplattor man anpassningen av skärmstorleken kommer bara att göras efter mobiltelefon eller ”inte</w:t>
+      <w:proofErr w:type="spellStart"/>
+      <w:r>
+        <w:t>Appen</w:t>
+      </w:r>
+      <w:proofErr w:type="spellEnd"/>
+      <w:r>
+        <w:t xml:space="preserve"> ska kunna köras både på mobiler och på stationära datorer och även surfplattor man anpassningen av skärmstorleken kommer bara att göras efter mobiltelefon eller ”inte</w:t>
       </w:r>
       <w:r>
         <w:t xml:space="preserve"> mobiltelefon”.</w:t>
@@ -1687,12 +1713,60 @@
     </w:p>
     <w:p>
       <w:r>
-        <w:t>Applikationen ska utvecklas i html/css med javascript som anropar ett PHP api All utveckling sker lokalt på den egna datorn där miljön är en wamp server med php8.3, mySQL 9.1 och Apache2.4</w:t>
+        <w:t>Applikationen ska utvecklas i html/</w:t>
+      </w:r>
+      <w:proofErr w:type="spellStart"/>
+      <w:r>
+        <w:t>css</w:t>
+      </w:r>
+      <w:proofErr w:type="spellEnd"/>
+      <w:r>
+        <w:t xml:space="preserve"> med </w:t>
+      </w:r>
+      <w:proofErr w:type="spellStart"/>
+      <w:r>
+        <w:t>javascript</w:t>
+      </w:r>
+      <w:proofErr w:type="spellEnd"/>
+      <w:r>
+        <w:t xml:space="preserve"> som anropar ett PHP </w:t>
+      </w:r>
+      <w:proofErr w:type="spellStart"/>
+      <w:r>
+        <w:t>api</w:t>
+      </w:r>
+      <w:proofErr w:type="spellEnd"/>
+      <w:r>
+        <w:t xml:space="preserve"> All utveckling sker lokalt på den egna datorn där miljön är en </w:t>
+      </w:r>
+      <w:proofErr w:type="spellStart"/>
+      <w:r>
+        <w:t>wamp</w:t>
+      </w:r>
+      <w:proofErr w:type="spellEnd"/>
+      <w:r>
+        <w:t xml:space="preserve"> server med php8.3, </w:t>
+      </w:r>
+      <w:proofErr w:type="spellStart"/>
+      <w:r>
+        <w:t>mySQL</w:t>
+      </w:r>
+      <w:proofErr w:type="spellEnd"/>
+      <w:r>
+        <w:t xml:space="preserve"> 9.1 och Apache2.4</w:t>
       </w:r>
     </w:p>
     <w:p>
       <w:r>
-        <w:t>Applikationen kommer att publiceras på its.ax som är en linux miljö med samma specifikationer som på den lokala datorn.</w:t>
+        <w:t xml:space="preserve">Applikationen kommer att publiceras på its.ax som är en </w:t>
+      </w:r>
+      <w:proofErr w:type="spellStart"/>
+      <w:r>
+        <w:t>linux</w:t>
+      </w:r>
+      <w:proofErr w:type="spellEnd"/>
+      <w:r>
+        <w:t xml:space="preserve"> miljö med samma specifikationer som på den lokala datorn.</w:t>
       </w:r>
     </w:p>
     <w:p>
@@ -1841,8 +1915,13 @@
         <w:t xml:space="preserve"> hanterar programmet? Datatyper, format</w:t>
       </w:r>
       <w:r>
-        <w:t>, värdeområden</w:t>
-      </w:r>
+        <w:t xml:space="preserve">, </w:t>
+      </w:r>
+      <w:proofErr w:type="spellStart"/>
+      <w:r>
+        <w:t>värdeområden</w:t>
+      </w:r>
+      <w:proofErr w:type="spellEnd"/>
       <w:r>
         <w:t>…</w:t>
       </w:r>
@@ -1850,6 +1929,14 @@
     <w:p>
       <w:r>
         <w:t xml:space="preserve">Applikationer hanterar tidsrapporteringsposter, dvs datum, varaktighet, uppgift och en längre beskrivning av uppgiften. Datatypen framgår av datamodellen nedan. Applikationen hanterar också aktiviteter </w:t>
+      </w:r>
+      <w:proofErr w:type="spellStart"/>
+      <w:r>
+        <w:t>dcs</w:t>
+      </w:r>
+      <w:proofErr w:type="spellEnd"/>
+      <w:r>
+        <w:t xml:space="preserve"> vad som gjorts även de datatyperna framgår av datamodellen </w:t>
       </w:r>
     </w:p>
     <w:p>
@@ -1914,7 +2001,39 @@
     </w:p>
     <w:p>
       <w:r>
-        <w:t>Databasen har två tabeller, aktiviteter och uppgifter. Tabellen aktiviteter består av två fält ett id som är autoincremeterat heltal och ett namn som är ett unikt index tabellen uppgifter har också ett id som är ett autoincremerat heltid datum sparas i dataformatet år-månad-dag varaktighet sparas i timmar och minuter eftersom mySQL alltid har med sekunder behöver de trimmas bort i samband med api förfrågan tabellen innehåller också en längre beskrivning som lagras som en text</w:t>
+        <w:t xml:space="preserve">Databasen har två tabeller, aktiviteter och uppgifter. Tabellen aktiviteter består av två fält ett id som är </w:t>
+      </w:r>
+      <w:proofErr w:type="spellStart"/>
+      <w:r>
+        <w:t>autoincremeterat</w:t>
+      </w:r>
+      <w:proofErr w:type="spellEnd"/>
+      <w:r>
+        <w:t xml:space="preserve"> heltal och ett namn som är ett unikt index tabellen uppgifter har också ett id som är ett </w:t>
+      </w:r>
+      <w:proofErr w:type="spellStart"/>
+      <w:r>
+        <w:t>autoincremerat</w:t>
+      </w:r>
+      <w:proofErr w:type="spellEnd"/>
+      <w:r>
+        <w:t xml:space="preserve"> heltid datum sparas i dataformatet år-månad-dag varaktighet sparas i timmar och minuter eftersom </w:t>
+      </w:r>
+      <w:proofErr w:type="spellStart"/>
+      <w:r>
+        <w:t>mySQL</w:t>
+      </w:r>
+      <w:proofErr w:type="spellEnd"/>
+      <w:r>
+        <w:t xml:space="preserve"> alltid har med sekunder behöver de trimmas bort i samband med </w:t>
+      </w:r>
+      <w:proofErr w:type="spellStart"/>
+      <w:r>
+        <w:t>api</w:t>
+      </w:r>
+      <w:proofErr w:type="spellEnd"/>
+      <w:r>
+        <w:t xml:space="preserve"> förfrågan tabellen innehåller också en längre beskrivning som lagras som en text</w:t>
       </w:r>
       <w:r>
         <w:t xml:space="preserve"> i tabellen uppgifter är aktivitet id en främmande nyckel från tabellen aktiviteter.</w:t>
@@ -1931,7 +2050,23 @@
     </w:p>
     <w:p>
       <w:r>
-        <w:t xml:space="preserve">Vilken databas används för att lagra informationen? </w:t>
+        <w:t xml:space="preserve">Databas är en </w:t>
+      </w:r>
+      <w:proofErr w:type="spellStart"/>
+      <w:r>
+        <w:t>mySQL</w:t>
+      </w:r>
+      <w:proofErr w:type="spellEnd"/>
+      <w:r>
+        <w:t xml:space="preserve"> version </w:t>
+      </w:r>
+      <w:proofErr w:type="spellStart"/>
+      <w:r>
+        <w:t>innoDB</w:t>
+      </w:r>
+      <w:proofErr w:type="spellEnd"/>
+      <w:r>
+        <w:t xml:space="preserve"> som datasmotor och UTF8mb4 som teckenuppsättning.</w:t>
       </w:r>
     </w:p>
     <w:p>
@@ -1940,6 +2075,7 @@
       </w:pPr>
       <w:bookmarkStart w:id="14" w:name="_Toc103152781"/>
       <w:r>
+        <w:lastRenderedPageBreak/>
         <w:t>Säkerhet</w:t>
       </w:r>
       <w:bookmarkEnd w:id="14"/>
@@ -1956,13 +2092,44 @@
     </w:p>
     <w:p>
       <w:r>
-        <w:t>Alla filer lagras i ett githubreposetory så att olika kodgenerationer lätt kan hanteras och projektet kan återskapas i händelse av en hårddisk krach eller om man vill göra utvecklingar på flera datorer (med flera användare)</w:t>
+        <w:t xml:space="preserve">Alla filer lagras i ett </w:t>
+      </w:r>
+      <w:proofErr w:type="spellStart"/>
+      <w:r>
+        <w:t>githubreposetory</w:t>
+      </w:r>
+      <w:proofErr w:type="spellEnd"/>
+      <w:r>
+        <w:t xml:space="preserve"> så att olika kodgenerationer lätt kan hanteras och projektet kan återskapas i händelse av en hårddisk </w:t>
+      </w:r>
+      <w:proofErr w:type="spellStart"/>
+      <w:r>
+        <w:t>krach</w:t>
+      </w:r>
+      <w:proofErr w:type="spellEnd"/>
+      <w:r>
+        <w:t xml:space="preserve"> eller om man vill göra utvecklingar på flera datorer (med flera användare)</w:t>
       </w:r>
     </w:p>
     <w:p>
       <w:r>
-        <w:lastRenderedPageBreak/>
-        <w:t>Databasen backupas med jämna mellanrum som en dump som också sparas i projektmappen.</w:t>
+        <w:t xml:space="preserve">Databasen </w:t>
+      </w:r>
+      <w:proofErr w:type="spellStart"/>
+      <w:r>
+        <w:t>backupas</w:t>
+      </w:r>
+      <w:proofErr w:type="spellEnd"/>
+      <w:r>
+        <w:t xml:space="preserve"> med jämna mellanrum som en </w:t>
+      </w:r>
+      <w:proofErr w:type="spellStart"/>
+      <w:r>
+        <w:t>dump</w:t>
+      </w:r>
+      <w:proofErr w:type="spellEnd"/>
+      <w:r>
+        <w:t xml:space="preserve"> som också sparas i projektmappen.</w:t>
       </w:r>
     </w:p>
     <w:p>
@@ -4576,7 +4743,6 @@
 <file path=word/glossary/settings.xml><?xml version="1.0" encoding="utf-8"?>
 <w:settings xmlns:mc="http://schemas.openxmlformats.org/markup-compatibility/2006" xmlns:o="urn:schemas-microsoft-com:office:office" xmlns:r="http://schemas.openxmlformats.org/officeDocument/2006/relationships" xmlns:m="http://schemas.openxmlformats.org/officeDocument/2006/math" xmlns:v="urn:schemas-microsoft-com:vml" xmlns:w10="urn:schemas-microsoft-com:office:word" xmlns:w="http://schemas.openxmlformats.org/wordprocessingml/2006/main" xmlns:w14="http://schemas.microsoft.com/office/word/2010/wordml" xmlns:w15="http://schemas.microsoft.com/office/word/2012/wordml" xmlns:w16cex="http://schemas.microsoft.com/office/word/2018/wordml/cex" xmlns:w16cid="http://schemas.microsoft.com/office/word/2016/wordml/cid" xmlns:w16="http://schemas.microsoft.com/office/word/2018/wordml" xmlns:w16du="http://schemas.microsoft.com/office/word/2023/wordml/word16du" xmlns:w16sdtdh="http://schemas.microsoft.com/office/word/2020/wordml/sdtdatahash" xmlns:w16sdtfl="http://schemas.microsoft.com/office/word/2024/wordml/sdtformatlock" xmlns:w16se="http://schemas.microsoft.com/office/word/2015/wordml/symex" xmlns:sl="http://schemas.openxmlformats.org/schemaLibrary/2006/main" mc:Ignorable="w14 w15 w16se w16cid w16 w16cex w16sdtdh w16sdtfl w16du">
   <w:view w:val="normal"/>
-  <w:revisionView w:inkAnnotations="0"/>
   <w:defaultTabStop w:val="1304"/>
   <w:hyphenationZone w:val="425"/>
   <w:characterSpacingControl w:val="doNotCompress"/>
@@ -4593,9 +4759,9 @@
     <w:rsidRoot w:val="00BF00B4"/>
     <w:rsid w:val="001E75FC"/>
     <w:rsid w:val="00413563"/>
-    <w:rsid w:val="004A361A"/>
     <w:rsid w:val="007D257D"/>
     <w:rsid w:val="00BF00B4"/>
+    <w:rsid w:val="00E73D72"/>
     <w:rsid w:val="00F5306C"/>
   </w:rsids>
   <m:mathPr>
@@ -5368,6 +5534,12 @@
 </file>
 
 <file path=customXml/item1.xml><?xml version="1.0" encoding="utf-8"?>
+<p:properties xmlns:p="http://schemas.microsoft.com/office/2006/metadata/properties" xmlns:xsi="http://www.w3.org/2001/XMLSchema-instance" xmlns:pc="http://schemas.microsoft.com/office/infopath/2007/PartnerControls">
+  <documentManagement/>
+</p:properties>
+</file>
+
+<file path=customXml/item2.xml><?xml version="1.0" encoding="utf-8"?>
 <ct:contentTypeSchema xmlns:ct="http://schemas.microsoft.com/office/2006/metadata/contentType" xmlns:ma="http://schemas.microsoft.com/office/2006/metadata/properties/metaAttributes" ct:_="" ma:_="" ma:contentTypeName="dokument" ma:contentTypeID="0x01010067B035B7DE360F49AC1E3E64A7BD4266" ma:contentTypeVersion="9" ma:contentTypeDescription="Skapa ett nytt dokument." ma:contentTypeScope="" ma:versionID="2b15be16484cc4125e56b4bc62a7d78a">
   <xsd:schema xmlns:xsd="http://www.w3.org/2001/XMLSchema" xmlns:xs="http://www.w3.org/2001/XMLSchema" xmlns:p="http://schemas.microsoft.com/office/2006/metadata/properties" xmlns:ns3="e726d1de-8eee-48d4-acc6-11f5952e6685" xmlns:ns4="7afd1d53-ab43-4087-8ee5-8d1641b94b01" targetNamespace="http://schemas.microsoft.com/office/2006/metadata/properties" ma:root="true" ma:fieldsID="07a74a5b6f94ee7a3fc8de3bd0e980eb" ns3:_="" ns4:_="">
     <xsd:import namespace="e726d1de-8eee-48d4-acc6-11f5952e6685"/>
@@ -5564,7 +5736,7 @@
 </ct:contentTypeSchema>
 </file>
 
-<file path=customXml/item2.xml><?xml version="1.0" encoding="utf-8"?>
+<file path=customXml/item3.xml><?xml version="1.0" encoding="utf-8"?>
 <?mso-contentType ?>
 <FormTemplates xmlns="http://schemas.microsoft.com/sharepoint/v3/contenttype/forms">
   <Display>DocumentLibraryForm</Display>
@@ -5573,17 +5745,20 @@
 </FormTemplates>
 </file>
 
-<file path=customXml/item3.xml><?xml version="1.0" encoding="utf-8"?>
-<p:properties xmlns:p="http://schemas.microsoft.com/office/2006/metadata/properties" xmlns:xsi="http://www.w3.org/2001/XMLSchema-instance" xmlns:pc="http://schemas.microsoft.com/office/infopath/2007/PartnerControls">
-  <documentManagement/>
-</p:properties>
-</file>
-
 <file path=customXml/item4.xml><?xml version="1.0" encoding="utf-8"?>
 <b:Sources xmlns:b="http://schemas.openxmlformats.org/officeDocument/2006/bibliography" xmlns="http://schemas.openxmlformats.org/officeDocument/2006/bibliography" SelectedStyle="\APASixthEditionOfficeOnline.xsl" StyleName="APA" Version="6"/>
 </file>
 
 <file path=customXml/itemProps1.xml><?xml version="1.0" encoding="utf-8"?>
+<ds:datastoreItem xmlns:ds="http://schemas.openxmlformats.org/officeDocument/2006/customXml" ds:itemID="{12E72A48-7A3C-4AA9-A41C-71D022C7FFC5}">
+  <ds:schemaRefs>
+    <ds:schemaRef ds:uri="http://schemas.microsoft.com/office/2006/metadata/properties"/>
+    <ds:schemaRef ds:uri="http://schemas.microsoft.com/office/infopath/2007/PartnerControls"/>
+  </ds:schemaRefs>
+</ds:datastoreItem>
+</file>
+
+<file path=customXml/itemProps2.xml><?xml version="1.0" encoding="utf-8"?>
 <ds:datastoreItem xmlns:ds="http://schemas.openxmlformats.org/officeDocument/2006/customXml" ds:itemID="{9E68415D-8571-4C4E-9D5B-26AF09ED893B}">
   <ds:schemaRefs>
     <ds:schemaRef ds:uri="http://schemas.microsoft.com/office/2006/metadata/contentType"/>
@@ -5602,19 +5777,10 @@
 </ds:datastoreItem>
 </file>
 
-<file path=customXml/itemProps2.xml><?xml version="1.0" encoding="utf-8"?>
+<file path=customXml/itemProps3.xml><?xml version="1.0" encoding="utf-8"?>
 <ds:datastoreItem xmlns:ds="http://schemas.openxmlformats.org/officeDocument/2006/customXml" ds:itemID="{9DD392A4-9C7B-47E9-A2A7-2EC9259DC515}">
   <ds:schemaRefs>
     <ds:schemaRef ds:uri="http://schemas.microsoft.com/sharepoint/v3/contenttype/forms"/>
-  </ds:schemaRefs>
-</ds:datastoreItem>
-</file>
-
-<file path=customXml/itemProps3.xml><?xml version="1.0" encoding="utf-8"?>
-<ds:datastoreItem xmlns:ds="http://schemas.openxmlformats.org/officeDocument/2006/customXml" ds:itemID="{12E72A48-7A3C-4AA9-A41C-71D022C7FFC5}">
-  <ds:schemaRefs>
-    <ds:schemaRef ds:uri="http://schemas.microsoft.com/office/2006/metadata/properties"/>
-    <ds:schemaRef ds:uri="http://schemas.microsoft.com/office/infopath/2007/PartnerControls"/>
   </ds:schemaRefs>
 </ds:datastoreItem>
 </file>

--- a/dokumentation/Projektplan_mall.docx
+++ b/dokumentation/Projektplan_mall.docx
@@ -1839,31 +1839,133 @@
       </w:r>
       <w:bookmarkEnd w:id="6"/>
     </w:p>
+    <w:p/>
     <w:p>
       <w:pPr>
         <w:pStyle w:val="Rubrik2"/>
       </w:pPr>
       <w:bookmarkStart w:id="7" w:name="_Toc103152774"/>
       <w:r>
+        <w:lastRenderedPageBreak/>
         <w:t>Bilder</w:t>
       </w:r>
       <w:bookmarkEnd w:id="7"/>
     </w:p>
     <w:p>
       <w:r>
-        <w:t>Hur ska de olika skärmbilderna i programmet se ut</w:t>
-      </w:r>
-      <w:r>
-        <w:t>?</w:t>
+        <w:drawing>
+          <wp:anchor distT="0" distB="0" distL="114300" distR="114300" simplePos="0" relativeHeight="251658240" behindDoc="0" locked="0" layoutInCell="1" allowOverlap="1" wp14:anchorId="42EDDCF5" wp14:editId="46C3D0D8">
+            <wp:simplePos x="0" y="0"/>
+            <wp:positionH relativeFrom="margin">
+              <wp:posOffset>3112135</wp:posOffset>
+            </wp:positionH>
+            <wp:positionV relativeFrom="paragraph">
+              <wp:posOffset>10795</wp:posOffset>
+            </wp:positionV>
+            <wp:extent cx="3089910" cy="1810936"/>
+            <wp:effectExtent l="0" t="0" r="0" b="0"/>
+            <wp:wrapNone/>
+            <wp:docPr id="1034734067" name="Bildobjekt 1"/>
+            <wp:cNvGraphicFramePr>
+              <a:graphicFrameLocks xmlns:a="http://schemas.openxmlformats.org/drawingml/2006/main" noChangeAspect="1"/>
+            </wp:cNvGraphicFramePr>
+            <a:graphic xmlns:a="http://schemas.openxmlformats.org/drawingml/2006/main">
+              <a:graphicData uri="http://schemas.openxmlformats.org/drawingml/2006/picture">
+                <pic:pic xmlns:pic="http://schemas.openxmlformats.org/drawingml/2006/picture">
+                  <pic:nvPicPr>
+                    <pic:cNvPr id="1034734067" name=""/>
+                    <pic:cNvPicPr/>
+                  </pic:nvPicPr>
+                  <pic:blipFill>
+                    <a:blip r:embed="rId13"/>
+                    <a:stretch>
+                      <a:fillRect/>
+                    </a:stretch>
+                  </pic:blipFill>
+                  <pic:spPr>
+                    <a:xfrm>
+                      <a:off x="0" y="0"/>
+                      <a:ext cx="3090850" cy="1811487"/>
+                    </a:xfrm>
+                    <a:prstGeom prst="rect">
+                      <a:avLst/>
+                    </a:prstGeom>
+                  </pic:spPr>
+                </pic:pic>
+              </a:graphicData>
+            </a:graphic>
+            <wp14:sizeRelH relativeFrom="margin">
+              <wp14:pctWidth>0</wp14:pctWidth>
+            </wp14:sizeRelH>
+            <wp14:sizeRelV relativeFrom="margin">
+              <wp14:pctHeight>0</wp14:pctHeight>
+            </wp14:sizeRelV>
+          </wp:anchor>
+        </w:drawing>
+      </w:r>
+      <w:r>
+        <w:drawing>
+          <wp:anchor distT="0" distB="0" distL="114300" distR="114300" simplePos="0" relativeHeight="251659264" behindDoc="0" locked="0" layoutInCell="1" allowOverlap="1" wp14:anchorId="4C41A9D3" wp14:editId="7C8AFAF9">
+            <wp:simplePos x="0" y="0"/>
+            <wp:positionH relativeFrom="margin">
+              <wp:align>left</wp:align>
+            </wp:positionH>
+            <wp:positionV relativeFrom="paragraph">
+              <wp:posOffset>10795</wp:posOffset>
+            </wp:positionV>
+            <wp:extent cx="3093720" cy="1792478"/>
+            <wp:effectExtent l="0" t="0" r="0" b="0"/>
+            <wp:wrapNone/>
+            <wp:docPr id="1967241060" name="Bildobjekt 1"/>
+            <wp:cNvGraphicFramePr>
+              <a:graphicFrameLocks xmlns:a="http://schemas.openxmlformats.org/drawingml/2006/main" noChangeAspect="1"/>
+            </wp:cNvGraphicFramePr>
+            <a:graphic xmlns:a="http://schemas.openxmlformats.org/drawingml/2006/main">
+              <a:graphicData uri="http://schemas.openxmlformats.org/drawingml/2006/picture">
+                <pic:pic xmlns:pic="http://schemas.openxmlformats.org/drawingml/2006/picture">
+                  <pic:nvPicPr>
+                    <pic:cNvPr id="1967241060" name=""/>
+                    <pic:cNvPicPr/>
+                  </pic:nvPicPr>
+                  <pic:blipFill>
+                    <a:blip r:embed="rId14"/>
+                    <a:stretch>
+                      <a:fillRect/>
+                    </a:stretch>
+                  </pic:blipFill>
+                  <pic:spPr>
+                    <a:xfrm>
+                      <a:off x="0" y="0"/>
+                      <a:ext cx="3093720" cy="1792478"/>
+                    </a:xfrm>
+                    <a:prstGeom prst="rect">
+                      <a:avLst/>
+                    </a:prstGeom>
+                  </pic:spPr>
+                </pic:pic>
+              </a:graphicData>
+            </a:graphic>
+            <wp14:sizeRelH relativeFrom="margin">
+              <wp14:pctWidth>0</wp14:pctWidth>
+            </wp14:sizeRelH>
+            <wp14:sizeRelV relativeFrom="margin">
+              <wp14:pctHeight>0</wp14:pctHeight>
+            </wp14:sizeRelV>
+          </wp:anchor>
+        </w:drawing>
       </w:r>
     </w:p>
+    <w:p/>
+    <w:p/>
+    <w:p/>
+    <w:p/>
+    <w:p/>
     <w:p>
       <w:pPr>
         <w:pStyle w:val="Rubrik2"/>
       </w:pPr>
       <w:bookmarkStart w:id="8" w:name="_Toc103152775"/>
       <w:r>
-        <w:lastRenderedPageBreak/>
         <w:t>Navigering</w:t>
       </w:r>
       <w:bookmarkEnd w:id="8"/>
@@ -1875,9 +1977,6 @@
       <w:r>
         <w:t>i programmet</w:t>
       </w:r>
-      <w:r>
-        <w:t>?</w:t>
-      </w:r>
     </w:p>
     <w:p>
       <w:pPr>
@@ -1951,6 +2050,9 @@
     </w:p>
     <w:p>
       <w:r>
+        <w:rPr>
+          <w:noProof/>
+        </w:rPr>
         <w:drawing>
           <wp:inline distT="0" distB="0" distL="0" distR="0" wp14:anchorId="4B9C71B0" wp14:editId="4BC2413B">
             <wp:extent cx="3444538" cy="1798476"/>
@@ -1967,7 +2069,7 @@
                     <pic:cNvPicPr/>
                   </pic:nvPicPr>
                   <pic:blipFill>
-                    <a:blip r:embed="rId13"/>
+                    <a:blip r:embed="rId15"/>
                     <a:stretch>
                       <a:fillRect/>
                     </a:stretch>
@@ -2033,7 +2135,11 @@
       </w:r>
       <w:proofErr w:type="spellEnd"/>
       <w:r>
-        <w:t xml:space="preserve"> förfrågan tabellen innehåller också en längre beskrivning som lagras som en text</w:t>
+        <w:t xml:space="preserve"> förfrågan tabellen innehåller också </w:t>
+      </w:r>
+      <w:r>
+        <w:lastRenderedPageBreak/>
+        <w:t>en längre beskrivning som lagras som en text</w:t>
       </w:r>
       <w:r>
         <w:t xml:space="preserve"> i tabellen uppgifter är aktivitet id en främmande nyckel från tabellen aktiviteter.</w:t>
@@ -2075,7 +2181,6 @@
       </w:pPr>
       <w:bookmarkStart w:id="14" w:name="_Toc103152781"/>
       <w:r>
-        <w:lastRenderedPageBreak/>
         <w:t>Säkerhet</w:t>
       </w:r>
       <w:bookmarkEnd w:id="14"/>
@@ -2154,7 +2259,7 @@
     </w:p>
     <w:p/>
     <w:sectPr>
-      <w:footerReference w:type="default" r:id="rId14"/>
+      <w:footerReference w:type="default" r:id="rId16"/>
       <w:pgSz w:w="11906" w:h="16838" w:code="9"/>
       <w:pgMar w:top="1440" w:right="1639" w:bottom="1440" w:left="1639" w:header="720" w:footer="720" w:gutter="0"/>
       <w:pgNumType w:start="0"/>
@@ -4761,8 +4866,10 @@
     <w:rsid w:val="00413563"/>
     <w:rsid w:val="007D257D"/>
     <w:rsid w:val="00BF00B4"/>
+    <w:rsid w:val="00E63D63"/>
     <w:rsid w:val="00E73D72"/>
     <w:rsid w:val="00F5306C"/>
+    <w:rsid w:val="00FE2C15"/>
   </w:rsids>
   <m:mathPr>
     <m:mathFont m:val="Cambria Math"/>
@@ -5534,12 +5641,19 @@
 </file>
 
 <file path=customXml/item1.xml><?xml version="1.0" encoding="utf-8"?>
-<p:properties xmlns:p="http://schemas.microsoft.com/office/2006/metadata/properties" xmlns:xsi="http://www.w3.org/2001/XMLSchema-instance" xmlns:pc="http://schemas.microsoft.com/office/infopath/2007/PartnerControls">
-  <documentManagement/>
-</p:properties>
+<b:Sources xmlns:b="http://schemas.openxmlformats.org/officeDocument/2006/bibliography" xmlns="http://schemas.openxmlformats.org/officeDocument/2006/bibliography" SelectedStyle="\APASixthEditionOfficeOnline.xsl" StyleName="APA" Version="6"/>
 </file>
 
 <file path=customXml/item2.xml><?xml version="1.0" encoding="utf-8"?>
+<?mso-contentType ?>
+<FormTemplates xmlns="http://schemas.microsoft.com/sharepoint/v3/contenttype/forms">
+  <Display>DocumentLibraryForm</Display>
+  <Edit>DocumentLibraryForm</Edit>
+  <New>DocumentLibraryForm</New>
+</FormTemplates>
+</file>
+
+<file path=customXml/item3.xml><?xml version="1.0" encoding="utf-8"?>
 <ct:contentTypeSchema xmlns:ct="http://schemas.microsoft.com/office/2006/metadata/contentType" xmlns:ma="http://schemas.microsoft.com/office/2006/metadata/properties/metaAttributes" ct:_="" ma:_="" ma:contentTypeName="dokument" ma:contentTypeID="0x01010067B035B7DE360F49AC1E3E64A7BD4266" ma:contentTypeVersion="9" ma:contentTypeDescription="Skapa ett nytt dokument." ma:contentTypeScope="" ma:versionID="2b15be16484cc4125e56b4bc62a7d78a">
   <xsd:schema xmlns:xsd="http://www.w3.org/2001/XMLSchema" xmlns:xs="http://www.w3.org/2001/XMLSchema" xmlns:p="http://schemas.microsoft.com/office/2006/metadata/properties" xmlns:ns3="e726d1de-8eee-48d4-acc6-11f5952e6685" xmlns:ns4="7afd1d53-ab43-4087-8ee5-8d1641b94b01" targetNamespace="http://schemas.microsoft.com/office/2006/metadata/properties" ma:root="true" ma:fieldsID="07a74a5b6f94ee7a3fc8de3bd0e980eb" ns3:_="" ns4:_="">
     <xsd:import namespace="e726d1de-8eee-48d4-acc6-11f5952e6685"/>
@@ -5736,29 +5850,29 @@
 </ct:contentTypeSchema>
 </file>
 
-<file path=customXml/item3.xml><?xml version="1.0" encoding="utf-8"?>
-<?mso-contentType ?>
-<FormTemplates xmlns="http://schemas.microsoft.com/sharepoint/v3/contenttype/forms">
-  <Display>DocumentLibraryForm</Display>
-  <Edit>DocumentLibraryForm</Edit>
-  <New>DocumentLibraryForm</New>
-</FormTemplates>
-</file>
-
 <file path=customXml/item4.xml><?xml version="1.0" encoding="utf-8"?>
-<b:Sources xmlns:b="http://schemas.openxmlformats.org/officeDocument/2006/bibliography" xmlns="http://schemas.openxmlformats.org/officeDocument/2006/bibliography" SelectedStyle="\APASixthEditionOfficeOnline.xsl" StyleName="APA" Version="6"/>
+<p:properties xmlns:p="http://schemas.microsoft.com/office/2006/metadata/properties" xmlns:xsi="http://www.w3.org/2001/XMLSchema-instance" xmlns:pc="http://schemas.microsoft.com/office/infopath/2007/PartnerControls">
+  <documentManagement/>
+</p:properties>
 </file>
 
 <file path=customXml/itemProps1.xml><?xml version="1.0" encoding="utf-8"?>
-<ds:datastoreItem xmlns:ds="http://schemas.openxmlformats.org/officeDocument/2006/customXml" ds:itemID="{12E72A48-7A3C-4AA9-A41C-71D022C7FFC5}">
+<ds:datastoreItem xmlns:ds="http://schemas.openxmlformats.org/officeDocument/2006/customXml" ds:itemID="{F95BC9C0-4309-42B6-A692-27E3D4821FE6}">
   <ds:schemaRefs>
-    <ds:schemaRef ds:uri="http://schemas.microsoft.com/office/2006/metadata/properties"/>
-    <ds:schemaRef ds:uri="http://schemas.microsoft.com/office/infopath/2007/PartnerControls"/>
+    <ds:schemaRef ds:uri="http://schemas.openxmlformats.org/officeDocument/2006/bibliography"/>
   </ds:schemaRefs>
 </ds:datastoreItem>
 </file>
 
 <file path=customXml/itemProps2.xml><?xml version="1.0" encoding="utf-8"?>
+<ds:datastoreItem xmlns:ds="http://schemas.openxmlformats.org/officeDocument/2006/customXml" ds:itemID="{9DD392A4-9C7B-47E9-A2A7-2EC9259DC515}">
+  <ds:schemaRefs>
+    <ds:schemaRef ds:uri="http://schemas.microsoft.com/sharepoint/v3/contenttype/forms"/>
+  </ds:schemaRefs>
+</ds:datastoreItem>
+</file>
+
+<file path=customXml/itemProps3.xml><?xml version="1.0" encoding="utf-8"?>
 <ds:datastoreItem xmlns:ds="http://schemas.openxmlformats.org/officeDocument/2006/customXml" ds:itemID="{9E68415D-8571-4C4E-9D5B-26AF09ED893B}">
   <ds:schemaRefs>
     <ds:schemaRef ds:uri="http://schemas.microsoft.com/office/2006/metadata/contentType"/>
@@ -5777,18 +5891,11 @@
 </ds:datastoreItem>
 </file>
 
-<file path=customXml/itemProps3.xml><?xml version="1.0" encoding="utf-8"?>
-<ds:datastoreItem xmlns:ds="http://schemas.openxmlformats.org/officeDocument/2006/customXml" ds:itemID="{9DD392A4-9C7B-47E9-A2A7-2EC9259DC515}">
+<file path=customXml/itemProps4.xml><?xml version="1.0" encoding="utf-8"?>
+<ds:datastoreItem xmlns:ds="http://schemas.openxmlformats.org/officeDocument/2006/customXml" ds:itemID="{12E72A48-7A3C-4AA9-A41C-71D022C7FFC5}">
   <ds:schemaRefs>
-    <ds:schemaRef ds:uri="http://schemas.microsoft.com/sharepoint/v3/contenttype/forms"/>
-  </ds:schemaRefs>
-</ds:datastoreItem>
-</file>
-
-<file path=customXml/itemProps4.xml><?xml version="1.0" encoding="utf-8"?>
-<ds:datastoreItem xmlns:ds="http://schemas.openxmlformats.org/officeDocument/2006/customXml" ds:itemID="{F95BC9C0-4309-42B6-A692-27E3D4821FE6}">
-  <ds:schemaRefs>
-    <ds:schemaRef ds:uri="http://schemas.openxmlformats.org/officeDocument/2006/bibliography"/>
+    <ds:schemaRef ds:uri="http://schemas.microsoft.com/office/2006/metadata/properties"/>
+    <ds:schemaRef ds:uri="http://schemas.microsoft.com/office/infopath/2007/PartnerControls"/>
   </ds:schemaRefs>
 </ds:datastoreItem>
 </file>